--- a/LLM-ETF：基於大語言模型輔助之跨市場ETF趨勢預測與模型比較研究 20260620.docx
+++ b/LLM-ETF：基於大語言模型輔助之跨市場ETF趨勢預測與模型比較研究 20260620.docx
@@ -1973,7 +1973,7 @@
         <w:pStyle w:val="1"/>
         <w:jc w:val="center"/>
         <w:rPr>
-          <w:rFonts w:asciiTheme="majorEastAsia" w:eastAsiaTheme="majorEastAsia" w:hAnsiTheme="majorEastAsia" w:hint="eastAsia"/>
+          <w:rFonts w:asciiTheme="majorEastAsia" w:eastAsiaTheme="majorEastAsia" w:hAnsiTheme="majorEastAsia"/>
           <w:sz w:val="40"/>
           <w:szCs w:val="40"/>
           <w:lang w:eastAsia="zh-TW"/>
@@ -3349,7 +3349,7 @@
         <w:pStyle w:val="1"/>
         <w:jc w:val="center"/>
         <w:rPr>
-          <w:rFonts w:asciiTheme="majorEastAsia" w:eastAsiaTheme="majorEastAsia" w:hAnsiTheme="majorEastAsia" w:hint="eastAsia"/>
+          <w:rFonts w:asciiTheme="majorEastAsia" w:eastAsiaTheme="majorEastAsia" w:hAnsiTheme="majorEastAsia"/>
           <w:sz w:val="40"/>
           <w:szCs w:val="40"/>
           <w:lang w:eastAsia="zh-TW"/>
@@ -3848,7 +3848,6 @@
         <w:spacing w:before="180" w:line="360" w:lineRule="auto"/>
         <w:ind w:firstLine="0"/>
         <w:rPr>
-          <w:rFonts w:hint="eastAsia"/>
           <w:i w:val="0"/>
           <w:sz w:val="26"/>
           <w:szCs w:val="26"/>
@@ -4371,7 +4370,7 @@
         <w:ind w:firstLine="482"/>
         <w:jc w:val="right"/>
         <w:rPr>
-          <w:rFonts w:ascii="Times New Roman" w:hAnsi="Times New Roman" w:hint="eastAsia"/>
+          <w:rFonts w:ascii="Times New Roman" w:hAnsi="Times New Roman"/>
           <w:color w:val="000000"/>
           <w:sz w:val="28"/>
           <w:szCs w:val="28"/>
@@ -4386,6 +4385,19 @@
         <w:snapToGrid w:val="0"/>
         <w:spacing w:before="0" w:after="0" w:line="360" w:lineRule="auto"/>
         <w:ind w:left="3816"/>
+        <w:rPr>
+          <w:rFonts w:ascii="Times New Roman" w:hAnsi="Times New Roman"/>
+          <w:bCs w:val="0"/>
+          <w:iCs/>
+          <w:snapToGrid w:val="0"/>
+          <w:kern w:val="0"/>
+          <w:sz w:val="36"/>
+          <w:szCs w:val="36"/>
+          <w:lang w:eastAsia="zh-TW"/>
+        </w:rPr>
+      </w:pPr>
+      <w:bookmarkStart w:id="8" w:name="_Toc232859798"/>
+      <w:r>
         <w:rPr>
           <w:rFonts w:ascii="Times New Roman" w:hAnsi="Times New Roman" w:hint="eastAsia"/>
           <w:bCs w:val="0"/>
@@ -4396,8 +4408,8 @@
           <w:szCs w:val="36"/>
           <w:lang w:eastAsia="zh-TW"/>
         </w:rPr>
-      </w:pPr>
-      <w:bookmarkStart w:id="8" w:name="_Toc232859798"/>
+        <w:t>目</w:t>
+      </w:r>
       <w:r>
         <w:rPr>
           <w:rFonts w:ascii="Times New Roman" w:hAnsi="Times New Roman" w:hint="eastAsia"/>
@@ -4409,7 +4421,7 @@
           <w:szCs w:val="36"/>
           <w:lang w:eastAsia="zh-TW"/>
         </w:rPr>
-        <w:t>目</w:t>
+        <w:t xml:space="preserve"> </w:t>
       </w:r>
       <w:r>
         <w:rPr>
@@ -4422,19 +4434,6 @@
           <w:szCs w:val="36"/>
           <w:lang w:eastAsia="zh-TW"/>
         </w:rPr>
-        <w:t xml:space="preserve"> </w:t>
-      </w:r>
-      <w:r>
-        <w:rPr>
-          <w:rFonts w:ascii="Times New Roman" w:hAnsi="Times New Roman" w:hint="eastAsia"/>
-          <w:bCs w:val="0"/>
-          <w:iCs/>
-          <w:snapToGrid w:val="0"/>
-          <w:kern w:val="0"/>
-          <w:sz w:val="36"/>
-          <w:szCs w:val="36"/>
-          <w:lang w:eastAsia="zh-TW"/>
-        </w:rPr>
         <w:t>錄</w:t>
       </w:r>
       <w:bookmarkEnd w:id="8"/>
@@ -4442,6 +4441,8 @@
     <w:sdt>
       <w:sdtPr>
         <w:rPr>
+          <w:rFonts w:ascii="Calibri" w:eastAsia="新細明體" w:hAnsi="Calibri"/>
+          <w:sz w:val="24"/>
           <w:lang w:val="zh-TW"/>
         </w:rPr>
         <w:id w:val="2070306653"/>
@@ -4455,7 +4456,6 @@
           <w:rFonts w:asciiTheme="minorEastAsia" w:eastAsiaTheme="minorEastAsia" w:hAnsiTheme="minorEastAsia"/>
           <w:b/>
           <w:bCs/>
-          <w:sz w:val="24"/>
         </w:rPr>
       </w:sdtEndPr>
       <w:sdtContent>
@@ -9759,7 +9759,6 @@
         <w:pStyle w:val="1"/>
         <w:jc w:val="center"/>
         <w:rPr>
-          <w:rFonts w:hint="eastAsia"/>
           <w:sz w:val="40"/>
           <w:szCs w:val="40"/>
           <w:lang w:eastAsia="zh-TW"/>
@@ -11507,6 +11506,7 @@
           <w:rFonts w:asciiTheme="minorEastAsia" w:eastAsiaTheme="minorEastAsia" w:hAnsiTheme="minorEastAsia"/>
           <w:sz w:val="28"/>
           <w:szCs w:val="28"/>
+          <w:lang w:eastAsia="zh-TW"/>
         </w:rPr>
       </w:pPr>
       <w:r>
@@ -11514,6 +11514,7 @@
           <w:rFonts w:asciiTheme="minorEastAsia" w:eastAsiaTheme="minorEastAsia" w:hAnsiTheme="minorEastAsia" w:hint="eastAsia"/>
           <w:sz w:val="28"/>
           <w:szCs w:val="28"/>
+          <w:lang w:eastAsia="zh-TW"/>
         </w:rPr>
         <w:t xml:space="preserve"> </w:t>
       </w:r>
@@ -11523,6 +11524,7 @@
           <w:rFonts w:asciiTheme="minorEastAsia" w:eastAsiaTheme="minorEastAsia" w:hAnsiTheme="minorEastAsia" w:hint="eastAsia"/>
           <w:sz w:val="28"/>
           <w:szCs w:val="28"/>
+          <w:lang w:eastAsia="zh-TW"/>
         </w:rPr>
         <w:t>1.4.1研究範圍</w:t>
       </w:r>
@@ -11639,6 +11641,7 @@
           <w:rFonts w:asciiTheme="minorEastAsia" w:eastAsiaTheme="minorEastAsia" w:hAnsiTheme="minorEastAsia"/>
           <w:sz w:val="28"/>
           <w:szCs w:val="28"/>
+          <w:lang w:eastAsia="zh-TW"/>
         </w:rPr>
       </w:pPr>
       <w:r>
@@ -11646,6 +11649,7 @@
           <w:rFonts w:asciiTheme="minorEastAsia" w:eastAsiaTheme="minorEastAsia" w:hAnsiTheme="minorEastAsia" w:hint="eastAsia"/>
           <w:sz w:val="28"/>
           <w:szCs w:val="28"/>
+          <w:lang w:eastAsia="zh-TW"/>
         </w:rPr>
         <w:t xml:space="preserve"> </w:t>
       </w:r>
@@ -11655,6 +11659,7 @@
           <w:rFonts w:asciiTheme="minorEastAsia" w:eastAsiaTheme="minorEastAsia" w:hAnsiTheme="minorEastAsia" w:hint="eastAsia"/>
           <w:sz w:val="28"/>
           <w:szCs w:val="28"/>
+          <w:lang w:eastAsia="zh-TW"/>
         </w:rPr>
         <w:t>1.4.2研究</w:t>
       </w:r>
@@ -11663,6 +11668,7 @@
           <w:rFonts w:asciiTheme="minorEastAsia" w:eastAsiaTheme="minorEastAsia" w:hAnsiTheme="minorEastAsia" w:hint="eastAsia"/>
           <w:sz w:val="28"/>
           <w:szCs w:val="28"/>
+          <w:lang w:eastAsia="zh-TW"/>
         </w:rPr>
         <w:t>流程</w:t>
       </w:r>
@@ -11803,6 +11809,7 @@
           <w:rFonts w:asciiTheme="minorEastAsia" w:eastAsiaTheme="minorEastAsia" w:hAnsiTheme="minorEastAsia"/>
           <w:sz w:val="28"/>
           <w:szCs w:val="28"/>
+          <w:lang w:eastAsia="zh-TW"/>
         </w:rPr>
       </w:pPr>
       <w:bookmarkStart w:id="20" w:name="_Toc232859806"/>
@@ -11811,6 +11818,7 @@
           <w:rFonts w:asciiTheme="minorEastAsia" w:eastAsiaTheme="minorEastAsia" w:hAnsiTheme="minorEastAsia" w:hint="eastAsia"/>
           <w:sz w:val="28"/>
           <w:szCs w:val="28"/>
+          <w:lang w:eastAsia="zh-TW"/>
         </w:rPr>
         <w:t>1.4.</w:t>
       </w:r>
@@ -11819,6 +11827,7 @@
           <w:rFonts w:asciiTheme="minorEastAsia" w:eastAsiaTheme="minorEastAsia" w:hAnsiTheme="minorEastAsia" w:hint="eastAsia"/>
           <w:sz w:val="28"/>
           <w:szCs w:val="28"/>
+          <w:lang w:eastAsia="zh-TW"/>
         </w:rPr>
         <w:t>3</w:t>
       </w:r>
@@ -11827,6 +11836,7 @@
           <w:rFonts w:asciiTheme="minorEastAsia" w:eastAsiaTheme="minorEastAsia" w:hAnsiTheme="minorEastAsia"/>
           <w:sz w:val="28"/>
           <w:szCs w:val="28"/>
+          <w:lang w:eastAsia="zh-TW"/>
         </w:rPr>
         <w:t>關注要點</w:t>
       </w:r>
@@ -12967,7 +12977,6 @@
         <w:spacing w:after="0"/>
         <w:ind w:leftChars="41" w:left="98" w:firstLineChars="83" w:firstLine="199"/>
         <w:rPr>
-          <w:rFonts w:hint="eastAsia"/>
           <w:noProof/>
           <w:color w:val="000000"/>
         </w:rPr>
@@ -13736,6 +13745,7 @@
           <w:rFonts w:asciiTheme="minorEastAsia" w:eastAsiaTheme="minorEastAsia" w:hAnsiTheme="minorEastAsia"/>
           <w:sz w:val="28"/>
           <w:szCs w:val="28"/>
+          <w:lang w:eastAsia="zh-TW"/>
         </w:rPr>
       </w:pPr>
       <w:bookmarkStart w:id="35" w:name="_Toc232859815"/>
@@ -13744,6 +13754,7 @@
           <w:rFonts w:asciiTheme="minorEastAsia" w:eastAsiaTheme="minorEastAsia" w:hAnsiTheme="minorEastAsia"/>
           <w:sz w:val="28"/>
           <w:szCs w:val="28"/>
+          <w:lang w:eastAsia="zh-TW"/>
         </w:rPr>
         <w:t>3.2.1</w:t>
       </w:r>
@@ -13752,6 +13763,7 @@
           <w:rFonts w:asciiTheme="minorEastAsia" w:eastAsiaTheme="minorEastAsia" w:hAnsiTheme="minorEastAsia" w:hint="eastAsia"/>
           <w:sz w:val="28"/>
           <w:szCs w:val="28"/>
+          <w:lang w:eastAsia="zh-TW"/>
         </w:rPr>
         <w:t>資料蒐集</w:t>
       </w:r>
@@ -13834,6 +13846,7 @@
           <w:rFonts w:asciiTheme="minorEastAsia" w:eastAsiaTheme="minorEastAsia" w:hAnsiTheme="minorEastAsia"/>
           <w:sz w:val="28"/>
           <w:szCs w:val="28"/>
+          <w:lang w:eastAsia="zh-TW"/>
         </w:rPr>
       </w:pPr>
       <w:bookmarkStart w:id="36" w:name="_Toc232859816"/>
@@ -13842,6 +13855,7 @@
           <w:rFonts w:asciiTheme="minorEastAsia" w:eastAsiaTheme="minorEastAsia" w:hAnsiTheme="minorEastAsia"/>
           <w:sz w:val="28"/>
           <w:szCs w:val="28"/>
+          <w:lang w:eastAsia="zh-TW"/>
         </w:rPr>
         <w:t>3.2.2</w:t>
       </w:r>
@@ -13850,6 +13864,7 @@
           <w:rFonts w:asciiTheme="minorEastAsia" w:eastAsiaTheme="minorEastAsia" w:hAnsiTheme="minorEastAsia" w:hint="eastAsia"/>
           <w:sz w:val="28"/>
           <w:szCs w:val="28"/>
+          <w:lang w:eastAsia="zh-TW"/>
         </w:rPr>
         <w:t>資料清洗與時間對齊</w:t>
       </w:r>
@@ -16226,6 +16241,7 @@
           <w:rFonts w:asciiTheme="minorEastAsia" w:eastAsiaTheme="minorEastAsia" w:hAnsiTheme="minorEastAsia"/>
           <w:sz w:val="28"/>
           <w:szCs w:val="28"/>
+          <w:lang w:eastAsia="zh-TW"/>
         </w:rPr>
       </w:pPr>
       <w:bookmarkStart w:id="38" w:name="_Toc232859818"/>
@@ -16234,6 +16250,7 @@
           <w:rFonts w:asciiTheme="minorEastAsia" w:eastAsiaTheme="minorEastAsia" w:hAnsiTheme="minorEastAsia"/>
           <w:sz w:val="28"/>
           <w:szCs w:val="28"/>
+          <w:lang w:eastAsia="zh-TW"/>
         </w:rPr>
         <w:t>3.2.</w:t>
       </w:r>
@@ -16242,6 +16259,7 @@
           <w:rFonts w:asciiTheme="minorEastAsia" w:eastAsiaTheme="minorEastAsia" w:hAnsiTheme="minorEastAsia" w:hint="eastAsia"/>
           <w:sz w:val="28"/>
           <w:szCs w:val="28"/>
+          <w:lang w:eastAsia="zh-TW"/>
         </w:rPr>
         <w:t>4目標變數（標籤）</w:t>
       </w:r>
@@ -16504,6 +16522,7 @@
           <w:rFonts w:asciiTheme="minorEastAsia" w:eastAsiaTheme="minorEastAsia" w:hAnsiTheme="minorEastAsia"/>
           <w:sz w:val="28"/>
           <w:szCs w:val="28"/>
+          <w:lang w:eastAsia="zh-TW"/>
         </w:rPr>
       </w:pPr>
       <w:bookmarkStart w:id="39" w:name="_Toc232859819"/>
@@ -16512,6 +16531,7 @@
           <w:rFonts w:asciiTheme="minorEastAsia" w:eastAsiaTheme="minorEastAsia" w:hAnsiTheme="minorEastAsia"/>
           <w:sz w:val="28"/>
           <w:szCs w:val="28"/>
+          <w:lang w:eastAsia="zh-TW"/>
         </w:rPr>
         <w:t>3.2.</w:t>
       </w:r>
@@ -16520,6 +16540,7 @@
           <w:rFonts w:asciiTheme="minorEastAsia" w:eastAsiaTheme="minorEastAsia" w:hAnsiTheme="minorEastAsia" w:hint="eastAsia"/>
           <w:sz w:val="28"/>
           <w:szCs w:val="28"/>
+          <w:lang w:eastAsia="zh-TW"/>
         </w:rPr>
         <w:t>5數據標準化</w:t>
       </w:r>
@@ -16756,6 +16777,7 @@
           <w:rFonts w:asciiTheme="minorEastAsia" w:eastAsiaTheme="minorEastAsia" w:hAnsiTheme="minorEastAsia"/>
           <w:sz w:val="28"/>
           <w:szCs w:val="28"/>
+          <w:lang w:eastAsia="zh-TW"/>
         </w:rPr>
       </w:pPr>
       <w:bookmarkStart w:id="41" w:name="_Toc232859821"/>
@@ -16764,6 +16786,7 @@
           <w:rFonts w:asciiTheme="minorEastAsia" w:eastAsiaTheme="minorEastAsia" w:hAnsiTheme="minorEastAsia"/>
           <w:sz w:val="28"/>
           <w:szCs w:val="28"/>
+          <w:lang w:eastAsia="zh-TW"/>
         </w:rPr>
         <w:t>3.3.1統計基準模型</w:t>
       </w:r>
@@ -16772,6 +16795,7 @@
           <w:rFonts w:asciiTheme="minorEastAsia" w:eastAsiaTheme="minorEastAsia" w:hAnsiTheme="minorEastAsia" w:hint="eastAsia"/>
           <w:sz w:val="28"/>
           <w:szCs w:val="28"/>
+          <w:lang w:eastAsia="zh-TW"/>
         </w:rPr>
         <w:t>（</w:t>
       </w:r>
@@ -16780,6 +16804,7 @@
           <w:rFonts w:asciiTheme="minorEastAsia" w:eastAsiaTheme="minorEastAsia" w:hAnsiTheme="minorEastAsia"/>
           <w:sz w:val="28"/>
           <w:szCs w:val="28"/>
+          <w:lang w:eastAsia="zh-TW"/>
         </w:rPr>
         <w:t>ARIMA</w:t>
       </w:r>
@@ -16788,6 +16813,7 @@
           <w:rFonts w:asciiTheme="minorEastAsia" w:eastAsiaTheme="minorEastAsia" w:hAnsiTheme="minorEastAsia" w:hint="eastAsia"/>
           <w:sz w:val="28"/>
           <w:szCs w:val="28"/>
+          <w:lang w:eastAsia="zh-TW"/>
         </w:rPr>
         <w:t>）</w:t>
       </w:r>
@@ -16814,6 +16840,7 @@
           <w:rFonts w:asciiTheme="minorEastAsia" w:eastAsiaTheme="minorEastAsia" w:hAnsiTheme="minorEastAsia"/>
           <w:sz w:val="28"/>
           <w:szCs w:val="28"/>
+          <w:lang w:eastAsia="zh-TW"/>
         </w:rPr>
       </w:pPr>
       <w:bookmarkStart w:id="42" w:name="_Toc232859822"/>
@@ -16822,6 +16849,7 @@
           <w:rFonts w:asciiTheme="minorEastAsia" w:eastAsiaTheme="minorEastAsia" w:hAnsiTheme="minorEastAsia"/>
           <w:sz w:val="28"/>
           <w:szCs w:val="28"/>
+          <w:lang w:eastAsia="zh-TW"/>
         </w:rPr>
         <w:lastRenderedPageBreak/>
         <w:t>3.3.</w:t>
@@ -16831,6 +16859,7 @@
           <w:rFonts w:asciiTheme="minorEastAsia" w:eastAsiaTheme="minorEastAsia" w:hAnsiTheme="minorEastAsia" w:hint="eastAsia"/>
           <w:sz w:val="28"/>
           <w:szCs w:val="28"/>
+          <w:lang w:eastAsia="zh-TW"/>
         </w:rPr>
         <w:t>2</w:t>
       </w:r>
@@ -16839,6 +16868,7 @@
           <w:rFonts w:asciiTheme="minorEastAsia" w:eastAsiaTheme="minorEastAsia" w:hAnsiTheme="minorEastAsia" w:hint="eastAsia"/>
           <w:sz w:val="28"/>
           <w:szCs w:val="28"/>
+          <w:lang w:eastAsia="zh-TW"/>
         </w:rPr>
         <w:t>隨機森林（Random Forest）</w:t>
       </w:r>
@@ -18127,7 +18157,7 @@
       <w:pPr>
         <w:spacing w:line="360" w:lineRule="auto"/>
         <w:rPr>
-          <w:rFonts w:ascii="Times New Roman" w:hAnsi="Times New Roman" w:hint="eastAsia"/>
+          <w:rFonts w:ascii="Times New Roman" w:hAnsi="Times New Roman"/>
           <w:lang w:eastAsia="zh-TW"/>
         </w:rPr>
       </w:pPr>
@@ -18626,58 +18656,22 @@
         <w:t xml:space="preserve"> </w:t>
       </w:r>
       <w:r>
-        <w:rPr>
-          <w:rFonts w:hint="eastAsia"/>
-        </w:rPr>
-        <w:t>每個樣本包含連續</w:t>
-      </w:r>
-      <w:r>
-        <w:rPr>
-          <w:rFonts w:hint="eastAsia"/>
-        </w:rPr>
-        <w:t>3</w:t>
-      </w:r>
-      <w:r>
-        <w:rPr>
-          <w:rFonts w:hint="eastAsia"/>
-        </w:rPr>
-        <w:t>0天的特徵（形狀為</w:t>
-      </w:r>
-      <w:r>
-        <w:rPr>
-          <w:rFonts w:hint="eastAsia"/>
-        </w:rPr>
-        <w:t>3</w:t>
-      </w:r>
-      <w:r>
-        <w:rPr>
-          <w:rFonts w:hint="eastAsia"/>
-        </w:rPr>
-        <w:t>0×</w:t>
-      </w:r>
-      <w:r>
-        <w:rPr>
-          <w:rFonts w:hint="eastAsia"/>
-        </w:rPr>
-        <w:t>4</w:t>
-      </w:r>
-      <w:r>
-        <w:rPr>
-          <w:rFonts w:hint="eastAsia"/>
-        </w:rPr>
-        <w:t xml:space="preserve">），以及第61天的標籤（0或1）。以步長1滑動視窗，共產生約（總天數 - </w:t>
-      </w:r>
-      <w:r>
-        <w:rPr>
-          <w:rFonts w:hint="eastAsia"/>
-        </w:rPr>
-        <w:t>3</w:t>
-      </w:r>
-      <w:r>
-        <w:rPr>
-          <w:rFonts w:hint="eastAsia"/>
-        </w:rPr>
-        <w:t>0）個樣本。為避免訓練集與驗證集之間的重疊，嚴格按時間順序切割，不混用。</w:t>
+        <w:t xml:space="preserve">每個樣本包含連續 30 天之特徵（30×4），以及第 31 天之標籤；以步長 1 滑動，共產生約（總天數 </w:t>
+      </w:r>
+      <w:r>
+        <w:rPr>
+          <w:rFonts w:ascii="Cambria Math" w:hAnsi="Cambria Math" w:cs="Cambria Math"/>
+        </w:rPr>
+        <w:t>−</w:t>
+      </w:r>
+      <w:r>
+        <w:t xml:space="preserve"> 30）個樣本，並嚴格依時間順序切割</w:t>
+      </w:r>
+      <w:r>
+        <w:rPr>
+          <w:rFonts w:hint="eastAsia"/>
+        </w:rPr>
+        <w:t>。</w:t>
       </w:r>
       <w:r>
         <w:rPr>
@@ -25701,7 +25695,7 @@
           <w:rFonts w:hint="eastAsia"/>
           <w:lang w:eastAsia="zh-TW"/>
         </w:rPr>
-        <w:t>1</w:t>
+        <w:t>2</w:t>
       </w:r>
       <w:r>
         <w:rPr>
@@ -26762,7 +26756,6 @@
         <w:spacing w:line="360" w:lineRule="auto"/>
         <w:ind w:firstLine="480"/>
         <w:rPr>
-          <w:rFonts w:hint="eastAsia"/>
           <w:lang w:eastAsia="zh-TW"/>
         </w:rPr>
       </w:pPr>
@@ -27724,7 +27717,6 @@
         <w:adjustRightInd w:val="0"/>
         <w:spacing w:line="360" w:lineRule="auto"/>
         <w:rPr>
-          <w:rFonts w:hint="eastAsia"/>
           <w:lang w:eastAsia="zh-TW"/>
         </w:rPr>
       </w:pPr>
@@ -27746,7 +27738,7 @@
           <w:rFonts w:hint="eastAsia"/>
           <w:lang w:eastAsia="zh-TW"/>
         </w:rPr>
-        <w:t>1</w:t>
+        <w:t>2</w:t>
       </w:r>
       <w:r>
         <w:rPr>
@@ -27804,7 +27796,7 @@
           <w:lang w:eastAsia="zh-TW"/>
         </w:rPr>
         <w:drawing>
-          <wp:inline distT="0" distB="0" distL="0" distR="0" wp14:anchorId="1ED5C92F" wp14:editId="72915DB1">
+          <wp:inline distT="0" distB="0" distL="0" distR="0" wp14:anchorId="1ED5C92F" wp14:editId="404E8E26">
             <wp:extent cx="5400040" cy="3284220"/>
             <wp:effectExtent l="0" t="0" r="0" b="0"/>
             <wp:docPr id="635263796" name="圖片 16"/>
@@ -27931,7 +27923,6 @@
         <w:adjustRightInd w:val="0"/>
         <w:spacing w:line="360" w:lineRule="auto"/>
         <w:rPr>
-          <w:rFonts w:hint="eastAsia"/>
           <w:lang w:eastAsia="zh-TW"/>
         </w:rPr>
       </w:pPr>
@@ -28087,7 +28078,6 @@
         <w:adjustRightInd w:val="0"/>
         <w:spacing w:line="360" w:lineRule="auto"/>
         <w:rPr>
-          <w:rFonts w:hint="eastAsia"/>
           <w:lang w:eastAsia="zh-TW"/>
         </w:rPr>
       </w:pPr>
@@ -28378,7 +28368,6 @@
         <w:adjustRightInd w:val="0"/>
         <w:spacing w:line="360" w:lineRule="auto"/>
         <w:rPr>
-          <w:rFonts w:hint="eastAsia"/>
           <w:lang w:eastAsia="zh-TW"/>
         </w:rPr>
       </w:pPr>
@@ -29674,9 +29663,6 @@
     <w:p>
       <w:pPr>
         <w:pStyle w:val="afa"/>
-        <w:rPr>
-          <w:rFonts w:hint="eastAsia"/>
-        </w:rPr>
       </w:pPr>
     </w:p>
     <w:p>
@@ -30101,9 +30087,6 @@
     <w:p>
       <w:pPr>
         <w:pStyle w:val="afb"/>
-        <w:rPr>
-          <w:rFonts w:hint="eastAsia"/>
-        </w:rPr>
       </w:pPr>
       <w:r>
         <w:lastRenderedPageBreak/>
@@ -30195,6 +30178,7 @@
           <w:noProof/>
           <w:sz w:val="32"/>
           <w:szCs w:val="32"/>
+          <w:lang w:eastAsia="zh-TW"/>
         </w:rPr>
       </w:pPr>
     </w:p>
@@ -30720,7 +30704,7 @@
         <w:ind w:left="480"/>
         <w:jc w:val="both"/>
         <w:rPr>
-          <w:rFonts w:ascii="Times New Roman" w:hint="eastAsia"/>
+          <w:rFonts w:ascii="Times New Roman"/>
           <w:lang w:eastAsia="zh-TW"/>
         </w:rPr>
       </w:pPr>
@@ -31271,7 +31255,7 @@
         <w:spacing w:before="120"/>
         <w:ind w:leftChars="0" w:firstLineChars="0"/>
         <w:rPr>
-          <w:rFonts w:ascii="Cambria Math" w:hAnsi="Cambria Math" w:hint="eastAsia"/>
+          <w:rFonts w:ascii="Cambria Math" w:hAnsi="Cambria Math"/>
           <w:bCs/>
           <w:noProof/>
           <w:szCs w:val="24"/>
@@ -32023,7 +32007,6 @@
         <w:spacing w:before="120"/>
         <w:ind w:left="240" w:firstLine="480"/>
         <w:rPr>
-          <w:rFonts w:hint="eastAsia"/>
           <w:noProof/>
         </w:rPr>
       </w:pPr>
@@ -32195,7 +32178,6 @@
         <w:spacing w:before="120"/>
         <w:ind w:left="240" w:firstLine="480"/>
         <w:rPr>
-          <w:rFonts w:hint="eastAsia"/>
           <w:noProof/>
         </w:rPr>
       </w:pPr>
@@ -33651,7 +33633,7 @@
       <w:pPr>
         <w:spacing w:line="341" w:lineRule="exact"/>
         <w:rPr>
-          <w:rFonts w:ascii="Times New Roman" w:hAnsi="Times New Roman" w:hint="eastAsia"/>
+          <w:rFonts w:ascii="Times New Roman" w:hAnsi="Times New Roman"/>
           <w:bCs/>
           <w:szCs w:val="24"/>
           <w:lang w:eastAsia="zh-TW"/>
@@ -40017,6 +39999,7 @@
   <w:style w:type="character" w:default="1" w:styleId="a0">
     <w:name w:val="Default Paragraph Font"/>
     <w:uiPriority w:val="1"/>
+    <w:semiHidden/>
     <w:unhideWhenUsed/>
   </w:style>
   <w:style w:type="table" w:default="1" w:styleId="a1">
